--- a/06_artigo/ARTIGO_Modelagem_Preditiva_Calotas_Polares.docx
+++ b/06_artigo/ARTIGO_Modelagem_Preditiva_Calotas_Polares.docx
@@ -2783,7 +2783,7 @@
                 <w:i w:val="0"/>
                 <w:sz w:val="18"/>
               </w:rPr>
-              <w:t>50,8</w:t>
+              <w:t>83,9</w:t>
             </w:r>
           </w:p>
         </w:tc>
@@ -2978,7 +2978,7 @@
                 <w:i w:val="0"/>
                 <w:sz w:val="18"/>
               </w:rPr>
-              <w:t>119,0</w:t>
+              <w:t>2.125,4</w:t>
             </w:r>
           </w:p>
         </w:tc>
@@ -5949,7 +5949,7 @@
                 <w:i w:val="0"/>
                 <w:sz w:val="18"/>
               </w:rPr>
-              <w:t>4,2</w:t>
+              <w:t>4,9</w:t>
             </w:r>
           </w:p>
         </w:tc>
@@ -6775,7 +6775,7 @@
           <w:i w:val="0"/>
           <w:sz w:val="24"/>
         </w:rPr>
-        <w:t>, v. 584, p. 393-397, 2020. DOI: https://doi.org/10.1038/s41586-020-2591-4.</w:t>
+        <w:t>, v. 584, p. 393-397, 2020. DOI: https://doi.org/10.1038/s41586-020-2591-3.</w:t>
       </w:r>
     </w:p>
     <w:p>
@@ -7217,7 +7217,7 @@
           <w:i w:val="0"/>
           <w:sz w:val="24"/>
         </w:rPr>
-        <w:t>, v. 235, n. 1, p. 342-352, 2023. DOI: https://doi.org/10.1093/gji/ggad265.</w:t>
+        <w:t>, v. 235, n. 1, p. 342-352, 2023. DOI: https://doi.org/10.1093/gji/ggad170.</w:t>
       </w:r>
     </w:p>
     <w:p>

--- a/06_artigo/ARTIGO_Modelagem_Preditiva_Calotas_Polares.docx
+++ b/06_artigo/ARTIGO_Modelagem_Preditiva_Calotas_Polares.docx
@@ -143,7 +143,7 @@
           <w:i w:val="0"/>
           <w:sz w:val="24"/>
         </w:rPr>
-        <w:t>O derretimento dos mantos de gelo da Groenlândia e da Antártica é frequentemente associado à elevação do nível do mar no litoral brasileiro, mas essa associação raramente é quantificada: o que se projeta localmente costuma ser a média global aplicada sem correção, e o que se mede nos marégrafos mistura o sinal oceânico com o movimento do terreno. Este trabalho construiu e validou uma cadeia preditiva que separa essas contribuições, convertendo a perda de massa polar em elevação local por meio das impressões digitais do nível do mar, medindo o movimento vertical do terreno por estações GNSS e acionando um emulador semi-empírico, calibrado em 119 anos de observação, com as trajetórias de temperatura do IPCC AR6. Cinco testes independentes de validação foram aplicados. A costa brasileira recebe 1,12 vez a elevação média global causada pelo degelo polar, com variação de apenas 12,8% ao longo de 4.000 km, porque os gradientes opostos das duas calotas se compensam. O orçamento do nível do mar fecha na Ilha Fiscal, mas é rejeitado em Cananéia, estação cuja regressão apresentava o melhor ajuste estatístico. O desempenho dos quinze algoritmos preditivos testados varia em sentido oposto nas duas séries maregráficas longas do país, conforme a razão sinal-ruído de cada uma e não conforme o algoritmo, e a estação em que eles têm bom desempenho é justamente a que o teste físico rejeita; independentemente da série, seis deles são estruturalmente incapazes de extrapolar. A sensibilidade da Groenlândia ao aquecimento no período de satélite é 7,3 vezes a média do século XX, o que sustenta de forma independente a magnitude das projeções processuais. Projeta-se, no cenário intermediário, elevação de 0,40 a 0,79 m até 2100 nos onze pontos analisados, dos quais 26% a 44% atribuíveis às calotas polares, recuo potencial de linha de costa de 20 a 79 m e multiplicação por 806 da frequência do nível extremo hoje centenário no Rio de Janeiro. Mediu-se subsidência de 3,05 ± 0,87 mm/ano em Recife, não incorporada às projeções oficiais, o que implica subestimação de cerca de 28 cm na elevação relativa projetada para aquela cidade.</w:t>
+        <w:t>O derretimento dos mantos de gelo da Groenlândia e da Antártica é frequentemente associado à elevação do nível do mar no litoral brasileiro, mas essa associação raramente é quantificada: o que se projeta localmente costuma ser a média global aplicada sem correção, e o que se mede nos marégrafos mistura o sinal oceânico com o movimento do terreno. Este trabalho construiu e validou uma cadeia preditiva que separa essas contribuições, convertendo a perda de massa polar em elevação local por meio das impressões digitais do nível do mar, medindo o movimento vertical do terreno por estações GNSS e acionando um emulador semi-empírico, calibrado em 119 anos de observação, com as trajetórias de temperatura do IPCC AR6. Cinco testes independentes de validação foram aplicados. A costa brasileira recebe 1,12 vez a elevação média global causada pelo degelo polar, com variação de apenas 12,8% ao longo de 4.000 km, porque os gradientes opostos das duas calotas se compensam. O orçamento do nível do mar fecha na Ilha Fiscal, mas é rejeitado em Cananéia, estação cuja regressão apresentava o melhor ajuste estatístico. O desempenho dos quinze algoritmos preditivos testados varia em sentido oposto nas duas séries maregráficas longas do país, conforme a razão sinal-ruído de cada uma e não conforme o algoritmo, e a estação em que eles têm bom desempenho é justamente a que o teste físico rejeita; independentemente da série, seis deles são estruturalmente incapazes de extrapolar. A sensibilidade da Groenlândia ao aquecimento no período de satélite excede provavelmente a média do século XX, com 93% de probabilidade e magnitude mal determinada (razão com mediana de 5,0 e intervalo de 95% de 0 a 13,6), e é compatível com a implícita nas projeções processuais, cuja magnitude fica assim sustentada de forma independente. Projeta-se, no cenário intermediário, elevação de 0,40 a 0,79 m até 2100 nos onze pontos analisados, dos quais 26% a 44% atribuíveis às calotas polares, recuo potencial de linha de costa de 20 a 79 m e multiplicação por 806 da frequência do nível extremo hoje centenário no Rio de Janeiro. Mediu-se subsidência de 3,05 ± 0,87 mm/ano em Recife, não incorporada às projeções oficiais, o que implica subestimação de cerca de 28 cm na elevação relativa projetada para aquela cidade.</w:t>
       </w:r>
     </w:p>
     <w:p>
@@ -200,7 +200,7 @@
           <w:i w:val="0"/>
           <w:sz w:val="24"/>
         </w:rPr>
-        <w:t>The melting of the Greenland and Antarctic ice sheets is often linked to sea-level rise along the Brazilian coast, yet this link is rarely quantified: local projections typically apply the global mean without correction, and tide-gauge measurements conflate the oceanic signal with vertical land motion. This study built and validated a predictive chain that separates these contributions, converting polar mass loss into local rise through sea-level fingerprints, measuring vertical land motion from GNSS stations, and driving a semi-empirical emulator calibrated on 119 years of observations with IPCC AR6 temperature pathways. Five independent validation tests were applied. The Brazilian coast receives 1.12 times the global mean rise caused by polar melt, varying by only 12.8% over 4,000 km because the opposing gradients of the two ice sheets cancel. The sea-level budget closes at Ilha Fiscal but is rejected at Cananéia, the station whose regression showed the best statistical fit. The performance of fifteen predictive algorithms diverges in opposite directions between the country's two long tide-gauge series, driven by each record's signal-to-noise ratio rather than by the algorithm, and the station where they perform well is precisely the one the physical test rejects; regardless of the series, six are structurally unable to extrapolate. Greenland's sensitivity to warming during the satellite era is 7.3 times the twentieth-century average, independently supporting the magnitude of process-based projections. Under the intermediate scenario, projected rise by 2100 at the eleven sites ranges from 0.40 to 0.79 m, of which 26% to 44% is attributable to polar ice sheets, implying potential shoreline retreat of 20 to 79 m and an 806-fold increase in the frequency of the present-day one-in-a-century extreme level in Rio de Janeiro. Subsidence of 3.05 ± 0.87 mm/yr was measured at Recife, not incorporated in official projections, implying an underestimation of about 28 cm in projected relative sea-level rise for that city.</w:t>
+        <w:t>The melting of the Greenland and Antarctic ice sheets is often linked to sea-level rise along the Brazilian coast, yet this link is rarely quantified: local projections typically apply the global mean without correction, and tide-gauge measurements conflate the oceanic signal with vertical land motion. This study built and validated a predictive chain that separates these contributions, converting polar mass loss into local rise through sea-level fingerprints, measuring vertical land motion from GNSS stations, and driving a semi-empirical emulator calibrated on 119 years of observations with IPCC AR6 temperature pathways. Five independent validation tests were applied. The Brazilian coast receives 1.12 times the global mean rise caused by polar melt, varying by only 12.8% over 4,000 km because the opposing gradients of the two ice sheets cancel. The sea-level budget closes at Ilha Fiscal but is rejected at Cananéia, the station whose regression showed the best statistical fit. The performance of fifteen predictive algorithms diverges in opposite directions between the country's two long tide-gauge series, driven by each record's signal-to-noise ratio rather than by the algorithm, and the station where they perform well is precisely the one the physical test rejects; regardless of the series, six are structurally unable to extrapolate. Greenland's sensitivity to warming during the satellite era most likely exceeds the twentieth-century average, with 93% probability but poorly determined magnitude (ratio median 5.0, 95% interval 0 to 13.6), and is consistent with the sensitivity implicit in process-based projections, whose magnitude is thereby independently supported. Under the intermediate scenario, projected rise by 2100 at the eleven sites ranges from 0.40 to 0.79 m, of which 26% to 44% is attributable to polar ice sheets, implying potential shoreline retreat of 20 to 79 m and an 806-fold increase in the frequency of the present-day one-in-a-century extreme level in Rio de Janeiro. Subsidence of 3.05 ± 0.87 mm/yr was measured at Recife, not incorporated in official projections, implying an underestimation of about 28 cm in projected relative sea-level rise for that city.</w:t>
       </w:r>
     </w:p>
     <w:p>
@@ -720,7 +720,7 @@
           <w:i w:val="0"/>
           <w:sz w:val="24"/>
         </w:rPr>
-        <w:t>Utilizaram-se: séries maregráficas de doze estações brasileiras do PSMSL (HOLGATE et al., 2013) e séries horárias de qualidade de pesquisa do UHSLC (CALDWELL; MERRIFIELD; THOMPSON, 2015); balanço de massa dos dois mantos pelo IMBIE (OTOSAKA et al., 2023) e pelo GRACE/GRACE-FO (WIESE et al., 2022); orçamento global e campos espaciais de cada processo em grade de 0,5° (FREDERIKSE et al., 2020); altimetria por satélite (NOAA, 2026); temperatura global HadCRUT5 (MORICE et al., 2021); velocidades verticais de 20.168 estações GNSS (BLEWITT et al., 2016); e as projeções do IPCC AR6 decompostas por processo, cenário e percentil (GARNER et al., 2021).</w:t>
+        <w:t>Utilizaram-se: séries maregráficas de doze estações brasileiras do PSMSL (HOLGATE et al., 2013) e séries horárias de qualidade de pesquisa do UHSLC (CALDWELL; MERRIFIELD; THOMPSON, 2015); balanço de massa dos dois mantos pelo IMBIE (OTOSAKA et al., 2023); orçamento global e campos espaciais de cada processo em grade de 0,5° (FREDERIKSE et al., 2020); altimetria por satélite (NOAA, 2026); temperatura global HadCRUT5 (MORICE et al., 2021); velocidades verticais de 20.168 estações GNSS (BLEWITT et al., 2016); e as projeções do IPCC AR6 decompostas por processo, cenário e percentil (GARNER et al., 2021).</w:t>
       </w:r>
     </w:p>
     <w:p>
@@ -934,7 +934,7 @@
           <w:i w:val="0"/>
           <w:sz w:val="24"/>
         </w:rPr>
-        <w:t>A forma funcional e a janela de suavização do forçante foram escolhidas por validação cruzada de origem móvel aninhada, usando apenas anos anteriores a 1990, com regra de parcimônia: entre as combinações cujo erro está a menos de 5% do melhor, adota-se a de menor número de parâmetros. A aplicação da regra foi decisiva: doze combinações mostraram-se estatisticamente indistinguíveis para os mantos de gelo, e a seleção pela mais flexível produzia projeção de 9 mm/ano a 4,4 K de aquecimento, uma ordem de grandeza acima de qualquer estimativa publicada. A forma selecionada foi, em todos os casos, a linear de Rahmstorf (2007).</w:t>
+        <w:t>A forma funcional e a janela de suavização do forçante foram escolhidas por validação cruzada de origem móvel aninhada, usando apenas anos anteriores a 1990, com regra de parcimônia: entre as combinações cujo erro está a menos de 5% do melhor, adota-se a de menor número de parâmetros. A aplicação da regra foi decisiva: doze combinações mostraram-se estatisticamente indistinguíveis para os mantos de gelo, e a seleção pela mais flexível produzia projeção de 9 mm/ano a 4,4 K de aquecimento, uma ordem de grandeza acima de qualquer estimativa publicada. A forma selecionada foi a linear de Rahmstorf (2007) para os três componentes de massa; para o termo estérico a validação selecionou a forma de potência, cujo expoente ajustado convergiu para o limite inferior do intervalo admitido (q = 1,00), de modo que ela também se reduz, na prática, à forma linear.</w:t>
       </w:r>
     </w:p>
     <w:p>
@@ -1168,7 +1168,7 @@
           <w:i w:val="0"/>
           <w:sz w:val="24"/>
         </w:rPr>
-        <w:t xml:space="preserve">A Figura 2 mostra os fatores de impressão digital. Ao longo de 4.000 km de litoral, o fator da Groenlândia cresce monotonicamente de 0,97 na foz do Amazonas a 1,32 no Rio Grande do Sul (r = −0,98 com a latitude), enquanto o da Antártica decresce de 1,15 para 0,68 (r = +0,93). Os gradientes têm sinal oposto por descreverem o afastamento de fontes situadas em hemisférios opostos, e </w:t>
+        <w:t xml:space="preserve">A Figura 2 mostra os fatores de impressão digital. Ao longo de 4.000 km de litoral, o fator da Groenlândia cresce de forma quase monotônica de 0,97 na foz do Amazonas a 1,32 no Rio Grande do Sul (r = −0,98 com a latitude; a única inversão, de 1,263 para 1,257 entre 22,9° S e 23,5° S, é de 0,5%), enquanto o da Antártica decresce de 1,15 para 0,68 (r = +0,93). Os gradientes têm sinal oposto por descreverem o afastamento de fontes situadas em hemisférios opostos, e </w:t>
       </w:r>
       <w:r>
         <w:rPr>
@@ -3416,7 +3416,7 @@
     <w:p>
       <w:pPr>
         <w:spacing w:before="0" w:after="120" w:line="360" w:lineRule="auto"/>
-        <w:ind w:firstLine="709"/>
+        <w:ind w:firstLine="0"/>
         <w:jc w:val="both"/>
       </w:pPr>
       <w:r>
@@ -3435,7 +3435,7 @@
           <w:i w:val="0"/>
           <w:sz w:val="24"/>
         </w:rPr>
-        <w:t>0,965 ± 0,502 mm/ano por kelvin, 7,3 vezes a média do século XX</w:t>
+        <w:t>0,965 ± 0,502 mm/ano por kelvin</w:t>
       </w:r>
       <w:r>
         <w:rPr>
@@ -3444,7 +3444,7 @@
           <w:i w:val="0"/>
           <w:sz w:val="24"/>
         </w:rPr>
-        <w:t xml:space="preserve"> (0,132). Para a Antártica, a incerteza (±0,659 sobre 0,198) impede detectar mudança significativa.</w:t>
+        <w:t xml:space="preserve"> (1σ), contra 0,132 mm/ano por kelvin no ajuste centenário — razão pontual de 7,3. Essa razão é, contudo, bem menos precisa do que o valor pontual sugere, por duas causas independentes. A incerteza do numerador é propagada das incertezas do IMBIE tratadas como integralmente correlacionadas dentro de cada época de cinco anos, critério conservador que deixa a própria sensibilidade de satélite a 1,92σ de zero. E o denominador não é constante: o bootstrap do ajuste centenário devolve intervalo de 95% de 0,123 a 0,431 mm/ano por kelvin para esse coeficiente, porque o parâmetro de limiar T₀ do ajuste da Groenlândia converge para o extremo do intervalo admitido (seção 4.8). Propagando as duas incertezas, a razão tem mediana de 5,0 e intervalo de 95% de 0 a 13,6, com probabilidade de 93% de exceder a unidade. O que os dados sustentam é, portanto, aumento provável de magnitude mal determinada, e não um fator preciso de 7,3. Para a Antártica, a incerteza (±0,659 sobre 0,198) impede detectar mudança significativa.</w:t>
       </w:r>
     </w:p>
     <w:p>
@@ -3460,7 +3460,7 @@
           <w:i w:val="0"/>
           <w:sz w:val="24"/>
         </w:rPr>
-        <w:t xml:space="preserve">A mesma conta aplicada às projeções do IPCC AR6 no cenário SSP5-8.5 fornece sensibilidade implícita de 0,663 mm/ano por kelvin para a Groenlândia — </w:t>
+        <w:t xml:space="preserve">A mesma conta aplicada às projeções do IPCC AR6 no cenário SSP5-8.5 fornece sensibilidade implícita de 0,663 mm/ano por kelvin para a Groenlândia, abaixo do valor central observado no período de satélite. A diferença, de +0,302 mm/ano por kelvin, equivale a 0,60σ da incerteza do valor observado (p = 0,55): as duas estimativas são compatíveis, e o dado disponível </w:t>
       </w:r>
       <w:r>
         <w:rPr>
@@ -3469,7 +3469,7 @@
           <w:i w:val="0"/>
           <w:sz w:val="24"/>
         </w:rPr>
-        <w:t>inferior</w:t>
+        <w:t>não</w:t>
       </w:r>
       <w:r>
         <w:rPr>
@@ -3478,7 +3478,7 @@
           <w:i w:val="0"/>
           <w:sz w:val="24"/>
         </w:rPr>
-        <w:t xml:space="preserve"> à observada no período de satélite. No que diz respeito à Groenlândia, portanto, as projeções oficiais são conservadoras em relação à sensibilidade já medida.</w:t>
+        <w:t xml:space="preserve"> autoriza afirmar que as projeções oficiais subestimem a sensibilidade da Groenlândia. Autoriza o recíproco, que já é informativo: a sensibilidade medida por satélite não é menor que a embutida no AR6, de modo que a magnitude das projeções oficiais é compatível com a resposta observada.</w:t>
       </w:r>
     </w:p>
     <w:p>
@@ -5438,7 +5438,7 @@
           <w:i w:val="0"/>
           <w:sz w:val="24"/>
         </w:rPr>
-        <w:t>0,7% a 2,8%</w:t>
+        <w:t>1,0% a 3,6%</w:t>
       </w:r>
       <w:r>
         <w:rPr>
@@ -5447,7 +5447,7 @@
           <w:i w:val="0"/>
           <w:sz w:val="24"/>
         </w:rPr>
-        <w:t xml:space="preserve"> em 2100. Como a cadeia foi montada de forma independente, a partir de campos de impressão digital, de componentes globais de emulador próprio e de velocidades GNSS, a concordância valida o conjunto, e não apenas uma de suas peças.</w:t>
+        <w:t xml:space="preserve"> em 2100 no cenário intermediário, e de 0,7% a 4,4% considerando os três cenários testados. Como a cadeia foi montada de forma independente, a partir de campos de impressão digital, de componentes globais de emulador próprio e de velocidades GNSS, a concordância valida o conjunto, e não apenas uma de suas peças.</w:t>
       </w:r>
     </w:p>
     <w:p>
@@ -6094,7 +6094,7 @@
           <w:i w:val="0"/>
           <w:sz w:val="24"/>
         </w:rPr>
-        <w:t>Pela regra de Bruun, a elevação projetada no cenário intermediário corresponde a recuo potencial de 20 a 79 m em praias arenosas de declividade 1:50 a 1:100, dos quais 9 a 21 m atribuíveis especificamente ao degelo das calotas. A amplificação geométrica — um metro de elevação convertendo-se em dezenas de metros de praia — é o que transforma a elevação do nível do mar de um problema de nível em um problema de dinâmica costeira. Considerando que cerca de 60% das praias brasileiras já apresentam processos erosivos (MUEHE, 2018), o efeito incide sobre um sistema já em desequilíbrio.</w:t>
+        <w:t>Pela regra de Bruun, a elevação projetada no cenário intermediário corresponde a recuo potencial de 20 a 79 m em praias arenosas de declividade 1:50 a 1:100, dos quais 9 a 21 m atribuíveis especificamente ao degelo das calotas. A amplificação geométrica — um metro de elevação convertendo-se em dezenas de metros de praia — é o que transforma a elevação do nível do mar de um problema de nível em um problema de dinâmica costeira. Considerando que cerca de 60% do litoral brasileiro — 4.500 de 7.500 km — já apresenta processos erosivos (MUEHE, 2018), o efeito incide sobre um sistema já em desequilíbrio.</w:t>
       </w:r>
     </w:p>
     <w:p>
@@ -6357,7 +6357,7 @@
           <w:i w:val="0"/>
           <w:sz w:val="24"/>
         </w:rPr>
-        <w:t>A regra de Bruun é um modelo de equilíbrio bidimensional, criticado por supor perfil de equilíbrio atingido e ausência de aporte sedimentar (COOPER; PILKEY, 2004); os valores de recuo são ordens de grandeza para praias arenosas expostas, não previsões locais, e não se aplicam a costas de falésia, manguezais ou trechos confinados por obras. A análise de extremos não incorpora mudanças futuras no regime de ondas e ventos, que exigiriam modelagem atmosférica, nem aplica declusterização, de modo que as taxas não devem ser lidas como número de tempestades independentes. As velocidades GNSS cobrem de 8 a 21 anos e são extrapoladas como constantes até 2100, hipótese razoável para processos geológicos mas questionável onde a subsidência decorre de extração de água subterrânea. O emulador reproduz mal a resposta antártica, pelo motivo discutido na seção 4.4, e por isso a via B é mantida como projeção de referência. Por fim, apenas duas estações brasileiras possuem registro longo o bastante para o teste de fechamento local — limitação que é ela própria um dos resultados deste trabalho.</w:t>
+        <w:t>A regra de Bruun é um modelo de equilíbrio bidimensional, criticado por supor perfil de equilíbrio atingido e ausência de aporte sedimentar (COOPER; PILKEY, 2004); os valores de recuo são ordens de grandeza para praias arenosas expostas, não previsões locais, e não se aplicam a costas de falésia, manguezais ou trechos confinados por obras. A análise de extremos não incorpora mudanças futuras no regime de ondas e ventos, que exigiriam modelagem atmosférica, nem aplica declusterização, de modo que as taxas não devem ser lidas como número de tempestades independentes. As velocidades GNSS cobrem de 8 a 21 anos e são extrapoladas como constantes até 2100, hipótese razoável para processos geológicos mas questionável onde a subsidência decorre de extração de água subterrânea. O emulador reproduz mal a resposta antártica, pelo motivo discutido na seção 4.4, e por isso a via B é mantida como projeção de referência. Três parâmetros do emulador não são identificados pelos dados: o limiar T₀ converge para o extremo inferior do intervalo admitido nos ajustes da Groenlândia e das geleiras (−3,0 K), e o expoente q do termo estérico converge para o extremo inferior (q = 1), com intervalo de bootstrap cobrindo todo o intervalo permitido. Nesses três casos é a restrição imposta, e não a observação, que fixa o valor; a consequência é que o coeficiente de sensibilidade centenário tem incerteza larga (seção 4.4) e que a via A amortece a aceleração projetada, o que reforça sua leitura como limite inferior. O forçante é suavizado por média móvel centrada, escolha que mantém o alinhamento temporal entre forçante e resposta mas faz o valor suavizado de um ano depender de anos posteriores. Para os três componentes de massa a janela selecionada é de um ano, de modo que nenhuma suavização é aplicada e a calibração cega da validação V3 é estritamente cega; para o termo estérico, de janela cinco, a janela de calibração incorpora dois anos além do corte de 1989. Substituída a média centrada por média retroativa, a validação aninhada passa a selecionar para a Groenlândia a forma com termo de taxa e janela de vinte e um anos, e o erro de V3 nesse componente sobe de 5,0% para 64,7% — o resultado de V3 é, portanto, condicionado à convenção de suavização, e não deve ser lido como propriedade invariante do emulador. Por fim, apenas duas estações brasileiras possuem registro longo o bastante para o teste de fechamento local — limitação que é ela própria um dos resultados deste trabalho.</w:t>
       </w:r>
     </w:p>
     <w:p>
@@ -6405,7 +6405,7 @@
           <w:i w:val="0"/>
           <w:sz w:val="24"/>
         </w:rPr>
-        <w:t>Os resultados principais são quatro. Primeiro, a costa brasileira recebe 1,12 vez a elevação média global causada pelo degelo polar, com variação de apenas 12,8% ao longo de 4.000 km, porque os gradientes opostos da Groenlândia e da Antártica se compensam — fator de amplificação uniforme que as projeções baseadas na média global não contabilizam. Segundo, os mantos de gelo respondem por 20,5% da elevação observada na Ilha Fiscal entre 1963 e 2018, por 37,5% entre 1993 e 2018, e deverão responder por 26% a 44% da elevação projetada até 2100. Terceiro, a sensibilidade da Groenlândia ao aquecimento no período de satélite é 7,3 vezes a média do século XX e superior à implícita nas projeções do IPCC AR6, o que sustenta de forma independente a magnitude dessas projeções e sugere que, nesse componente, elas são conservadoras. Quarto, medições GNSS indicam subsidência de 3,05 ± 0,87 mm/ano em Recife, não incorporada às projeções oficiais, com implicação de subestimação de cerca de 28 cm na elevação relativa projetada para 2100.</w:t>
+        <w:t>Os resultados principais são quatro. Primeiro, a costa brasileira recebe 1,12 vez a elevação média global causada pelo degelo polar, com variação de apenas 12,8% ao longo de 4.000 km, porque os gradientes opostos da Groenlândia e da Antártica se compensam — fator de amplificação uniforme que as projeções baseadas na média global não contabilizam. Segundo, os mantos de gelo respondem por 20,5% da elevação observada na Ilha Fiscal entre 1963 e 2018, por 37,5% entre 1993 e 2018, e deverão responder por 26% a 44% da elevação projetada até 2100. Terceiro, a sensibilidade da Groenlândia ao aquecimento medida no período de satélite excede provavelmente a média do século XX — razão com mediana de 5,0, intervalo de 95% de 0 a 13,6 e probabilidade de 93% de exceder a unidade — e é compatível com a sensibilidade implícita nas projeções do IPCC AR6, o que sustenta de forma independente a magnitude dessas projeções sem autorizar a conclusão de que sejam conservadoras. Quarto, medições GNSS indicam subsidência de 3,05 ± 0,87 mm/ano em Recife, não incorporada às projeções oficiais, com implicação de subestimação de cerca de 28 cm na elevação relativa projetada para 2100.</w:t>
       </w:r>
     </w:p>
     <w:p>
@@ -7392,40 +7392,6 @@
     </w:p>
     <w:p>
       <w:pPr>
-        <w:spacing w:before="0" w:after="120" w:line="360" w:lineRule="auto"/>
-        <w:ind w:firstLine="709"/>
-        <w:jc w:val="both"/>
-      </w:pPr>
-      <w:r>
-        <w:rPr>
-          <w:rFonts w:ascii="Arial" w:hAnsi="Arial" w:eastAsia="Arial" w:cs="Arial"/>
-          <w:b w:val="0"/>
-          <w:i w:val="0"/>
-          <w:sz w:val="24"/>
-        </w:rPr>
-        <w:t xml:space="preserve">WIESE, D. N. et al. </w:t>
-      </w:r>
-      <w:r>
-        <w:rPr>
-          <w:rFonts w:ascii="Arial" w:hAnsi="Arial" w:eastAsia="Arial" w:cs="Arial"/>
-          <w:b/>
-          <w:i w:val="0"/>
-          <w:sz w:val="24"/>
-        </w:rPr>
-        <w:t>JPL GRACE and GRACE-FO Mascon Ocean, Ice, and Hydrology Equivalent Water Height RL06.3M CRI Filtered Version 4.0</w:t>
-      </w:r>
-      <w:r>
-        <w:rPr>
-          <w:rFonts w:ascii="Arial" w:hAnsi="Arial" w:eastAsia="Arial" w:cs="Arial"/>
-          <w:b w:val="0"/>
-          <w:i w:val="0"/>
-          <w:sz w:val="24"/>
-        </w:rPr>
-        <w:t>. PO.DAAC, 2022. DOI: https://doi.org/10.5067/TEMSC-3JC634.</w:t>
-      </w:r>
-    </w:p>
-    <w:p>
-      <w:pPr>
         <w:spacing w:before="360" w:after="200" w:line="360" w:lineRule="auto"/>
         <w:ind w:firstLine="0"/>
         <w:jc w:val="left"/>

--- a/06_artigo/ARTIGO_Modelagem_Preditiva_Calotas_Polares.docx
+++ b/06_artigo/ARTIGO_Modelagem_Preditiva_Calotas_Polares.docx
@@ -3236,7 +3236,7 @@
           <w:i w:val="0"/>
           <w:sz w:val="24"/>
         </w:rPr>
-        <w:t>seis dos quinze algoritmos respondem exatamente o valor de 2018</w:t>
+        <w:t>seis dos quinze algoritmos respondem um valor constante</w:t>
       </w:r>
       <w:r>
         <w:rPr>
@@ -3245,7 +3245,7 @@
           <w:i w:val="0"/>
           <w:sz w:val="24"/>
         </w:rPr>
-        <w:t xml:space="preserve">. Modelos baseados em árvores de decisão e em vizinhança produzem previsões como médias de valores de treino e não podem gerar valor fora do intervalo observado; o núcleo de base radial decai para a média do treino longe dos dados; o modelo quadrático inverte-se; a regressão de suporte vetorial projeta queda do nível do mar. Como a projeção climática é, por definição, extrapolação para fora da faixa histórica, essa classe de algoritmos é inadequada à tarefa </w:t>
+        <w:t xml:space="preserve">, idêntico em 2030, 2050 e 2100 — três deles exatamente o valor observado em 2018, e os outros três uma constante diferente dele. Modelos baseados em árvores de decisão e em vizinhança produzem previsões como médias de valores de treino e não podem gerar valor fora do intervalo observado; o núcleo de base radial decai para a média do treino longe dos dados; o modelo quadrático inverte-se; a regressão de suporte vetorial projeta queda do nível do mar. Como a projeção climática é, por definição, extrapolação para fora da faixa histórica, essa classe de algoritmos é inadequada à tarefa </w:t>
       </w:r>
       <w:r>
         <w:rPr>

--- a/06_artigo/ARTIGO_Modelagem_Preditiva_Calotas_Polares.docx
+++ b/06_artigo/ARTIGO_Modelagem_Preditiva_Calotas_Polares.docx
@@ -20,18 +20,50 @@
     </w:p>
     <w:p>
       <w:pPr>
-        <w:spacing w:before="0" w:after="60" w:line="240" w:lineRule="auto"/>
-        <w:ind w:firstLine="0"/>
-        <w:jc w:val="center"/>
+        <w:spacing w:before="0" w:after="120" w:line="360" w:lineRule="auto"/>
+        <w:ind w:firstLine="709"/>
+        <w:jc w:val="both"/>
       </w:pPr>
       <w:r>
         <w:rPr>
           <w:rFonts w:ascii="Arial" w:hAnsi="Arial" w:eastAsia="Arial" w:cs="Arial"/>
           <w:b w:val="0"/>
           <w:i w:val="0"/>
-          <w:sz w:val="22"/>
+          <w:sz w:val="24"/>
         </w:rPr>
-        <w:t>Nome Completo do Aluno 1¹; Nome Completo do Aluno 2¹; Nome Completo do Aluno 3¹;</w:t>
+        <w:t>Luiz Tonny Moura Santos¹; Vinícius Nunes Benedito¹; Kauan Henrique Teixeira¹;</w:t>
+      </w:r>
+    </w:p>
+    <w:p>
+      <w:pPr>
+        <w:spacing w:before="0" w:after="120" w:line="360" w:lineRule="auto"/>
+        <w:ind w:firstLine="709"/>
+        <w:jc w:val="both"/>
+      </w:pPr>
+      <w:r>
+        <w:rPr>
+          <w:rFonts w:ascii="Arial" w:hAnsi="Arial" w:eastAsia="Arial" w:cs="Arial"/>
+          <w:b w:val="0"/>
+          <w:i w:val="0"/>
+          <w:sz w:val="24"/>
+        </w:rPr>
+        <w:t>Pedro Henrique Pereira Boldrin¹; Mateus da Silva Vieira¹; [Nome completo do 6º integrante]¹;</w:t>
+      </w:r>
+    </w:p>
+    <w:p>
+      <w:pPr>
+        <w:spacing w:before="0" w:after="120" w:line="360" w:lineRule="auto"/>
+        <w:ind w:firstLine="709"/>
+        <w:jc w:val="both"/>
+      </w:pPr>
+      <w:r>
+        <w:rPr>
+          <w:rFonts w:ascii="Arial" w:hAnsi="Arial" w:eastAsia="Arial" w:cs="Arial"/>
+          <w:b w:val="0"/>
+          <w:i w:val="0"/>
+          <w:sz w:val="24"/>
+        </w:rPr>
+        <w:t>[Nome completo do 7º integrante]¹; Prof. Dr. Renato Gonçalves Rocha²</w:t>
       </w:r>
     </w:p>
     <w:p>
@@ -47,7 +79,7 @@
           <w:i w:val="0"/>
           <w:sz w:val="22"/>
         </w:rPr>
-        <w:t>Nome Completo do Aluno 4¹; Nome Completo do Aluno 5¹; Nome Completo do Aluno 6¹;</w:t>
+        <w:t>¹ Curso de Ciência da Computação, Universidade de Franca (UNIFRAN), Franca, São Paulo, Brasil.</w:t>
       </w:r>
     </w:p>
     <w:p>
@@ -63,39 +95,7 @@
           <w:i w:val="0"/>
           <w:sz w:val="22"/>
         </w:rPr>
-        <w:t>Prof. Dr. Renato Gonçalves Rocha²</w:t>
-      </w:r>
-    </w:p>
-    <w:p>
-      <w:pPr>
-        <w:spacing w:before="0" w:after="60" w:line="240" w:lineRule="auto"/>
-        <w:ind w:firstLine="0"/>
-        <w:jc w:val="center"/>
-      </w:pPr>
-      <w:r>
-        <w:rPr>
-          <w:rFonts w:ascii="Arial" w:hAnsi="Arial" w:eastAsia="Arial" w:cs="Arial"/>
-          <w:b w:val="0"/>
-          <w:i w:val="0"/>
-          <w:sz w:val="22"/>
-        </w:rPr>
-        <w:t>¹ Curso de ____________________, Nome da Instituição, Cidade, Estado, Brasil.</w:t>
-      </w:r>
-    </w:p>
-    <w:p>
-      <w:pPr>
-        <w:spacing w:before="0" w:after="60" w:line="240" w:lineRule="auto"/>
-        <w:ind w:firstLine="0"/>
-        <w:jc w:val="center"/>
-      </w:pPr>
-      <w:r>
-        <w:rPr>
-          <w:rFonts w:ascii="Arial" w:hAnsi="Arial" w:eastAsia="Arial" w:cs="Arial"/>
-          <w:b w:val="0"/>
-          <w:i w:val="0"/>
-          <w:sz w:val="22"/>
-        </w:rPr>
-        <w:t>² Professor Orientador, Nome da Instituição, Cidade, Estado, Brasil.</w:t>
+        <w:t>² Professor Orientador, Universidade de Franca (UNIFRAN), Franca, São Paulo, Brasil.</w:t>
       </w:r>
     </w:p>
     <w:p>

--- a/06_artigo/ARTIGO_Modelagem_Preditiva_Calotas_Polares.docx
+++ b/06_artigo/ARTIGO_Modelagem_Preditiva_Calotas_Polares.docx
@@ -47,7 +47,7 @@
           <w:i w:val="0"/>
           <w:sz w:val="24"/>
         </w:rPr>
-        <w:t>Pedro Henrique Pereira Boldrin¹; Mateus da Silva Vieira¹; [Nome completo do 6º integrante]¹;</w:t>
+        <w:t>Pedro Henrique Pereira Boldrin¹; Mateus da Silva Vieira¹; Miguel Otávio Ferreira Martins¹;</w:t>
       </w:r>
     </w:p>
     <w:p>
@@ -63,7 +63,7 @@
           <w:i w:val="0"/>
           <w:sz w:val="24"/>
         </w:rPr>
-        <w:t>[Nome completo do 7º integrante]¹; Prof. Dr. Renato Gonçalves Rocha²</w:t>
+        <w:t>João Pedro Fernandes¹; Prof. Dr. Renato Gonçalves Rocha²</w:t>
       </w:r>
     </w:p>
     <w:p>

--- a/06_artigo/ARTIGO_Modelagem_Preditiva_Calotas_Polares.docx
+++ b/06_artigo/ARTIGO_Modelagem_Preditiva_Calotas_Polares.docx
@@ -31,7 +31,7 @@
           <w:i w:val="0"/>
           <w:sz w:val="24"/>
         </w:rPr>
-        <w:t>Luiz Tonny Moura Santos¹; Vinícius Nunes Benedito¹; Kauan Henrique Teixeira¹;</w:t>
+        <w:t>João Pedro Fernandes¹; Kauan Henrique Teixeira¹; Luiz Tonny Moura Santos¹;</w:t>
       </w:r>
     </w:p>
     <w:p>
@@ -47,7 +47,7 @@
           <w:i w:val="0"/>
           <w:sz w:val="24"/>
         </w:rPr>
-        <w:t>Pedro Henrique Pereira Boldrin¹; Mateus da Silva Vieira¹; Miguel Otávio Ferreira Martins¹;</w:t>
+        <w:t>Mateus da Silva Vieira¹; Miguel Otávio Ferreira Martins¹; Pedro Henrique Pereira Boldrin¹;</w:t>
       </w:r>
     </w:p>
     <w:p>
@@ -63,7 +63,7 @@
           <w:i w:val="0"/>
           <w:sz w:val="24"/>
         </w:rPr>
-        <w:t>João Pedro Fernandes¹; Prof. Dr. Renato Gonçalves Rocha²</w:t>
+        <w:t>Vinícius Nunes Benedito¹; Prof. Dr. Renato Gonçalves Rocha²</w:t>
       </w:r>
     </w:p>
     <w:p>
@@ -111,7 +111,7 @@
           <w:i w:val="0"/>
           <w:sz w:val="22"/>
         </w:rPr>
-        <w:t>Autor correspondente: ____________________ – e-mail: ____________________</w:t>
+        <w:t>Autor correspondente: Miguel Otávio Ferreira Martins – e-mail: miguelotavio018@gmail.com</w:t>
       </w:r>
     </w:p>
     <w:p>
